--- a/file/report/HCMC_PlantillaInformeTecnico.docx
+++ b/file/report/HCMC_PlantillaInformeTecnico.docx
@@ -68,7 +68,7 @@
               <w:t>202</w:t>
             </w:r>
             <w:r>
-              <w:t>5</w:t>
+              <w:t>6</w:t>
             </w:r>
             <w:r>
               <w:t>-2</w:t>
@@ -102,7 +102,7 @@
               </w:tabs>
             </w:pPr>
             <w:r>
-              <w:t>Ingrese el nombre de la actividad del curso</w:t>
+              <w:t>Ingrese el nombre de la actividad del curso, el nombre del quiz o examen.</w:t>
             </w:r>
           </w:p>
         </w:tc>
@@ -157,10 +157,7 @@
           </w:tcPr>
           <w:p>
             <w:r>
-              <w:t>Grupo</w:t>
-            </w:r>
-            <w:r>
-              <w:t xml:space="preserve"> - Código</w:t>
+              <w:t>Grupo - Código</w:t>
             </w:r>
           </w:p>
         </w:tc>
@@ -186,13 +183,7 @@
           </w:tcPr>
           <w:p>
             <w:r>
-              <w:t xml:space="preserve">Grupo </w:t>
-            </w:r>
-            <w:r>
-              <w:t>-</w:t>
-            </w:r>
-            <w:r>
-              <w:t xml:space="preserve"> Nombre</w:t>
+              <w:t>Grupo - Nombre</w:t>
             </w:r>
           </w:p>
         </w:tc>
@@ -228,13 +219,7 @@
           </w:tcPr>
           <w:p>
             <w:r>
-              <w:t xml:space="preserve">Dirección del repositorio </w:t>
-            </w:r>
-            <w:r>
-              <w:t xml:space="preserve">de proyecto </w:t>
-            </w:r>
-            <w:r>
-              <w:t>utilizando acortador de enlaces</w:t>
+              <w:t>Dirección del repositorio de proyecto utilizando acortador de enlaces</w:t>
             </w:r>
           </w:p>
         </w:tc>
@@ -244,8 +229,6 @@
     <w:p>
       <w:pPr>
         <w:rPr>
-          <w:b/>
-          <w:bCs/>
           <w:color w:val="C00000"/>
           <w:sz w:val="16"/>
           <w:szCs w:val="16"/>
@@ -259,61 +242,33 @@
           <w:sz w:val="16"/>
           <w:szCs w:val="16"/>
         </w:rPr>
-        <w:t>Atención: </w:t>
-      </w:r>
-    </w:p>
-    <w:p>
-      <w:pPr>
-        <w:pStyle w:val="ListParagraph"/>
-        <w:numPr>
-          <w:ilvl w:val="0"/>
-          <w:numId w:val="12"/>
-        </w:numPr>
+        <w:t>Informe técnico</w:t>
+      </w:r>
+      <w:r>
         <w:rPr>
           <w:color w:val="C00000"/>
           <w:sz w:val="16"/>
           <w:szCs w:val="16"/>
         </w:rPr>
-      </w:pPr>
+        <w:t>:</w:t>
+      </w:r>
       <w:r>
         <w:rPr>
           <w:color w:val="C00000"/>
           <w:sz w:val="16"/>
           <w:szCs w:val="16"/>
         </w:rPr>
-        <w:t>Acorde con el parágrafo del Artículo 38 del reglamento estudiantil de pregrado, </w:t>
+        <w:t xml:space="preserve"> solo será válido si en cada una de las capturas de pantalla se observa su código de alumno </w:t>
       </w:r>
       <w:r>
         <w:rPr>
-          <w:i/>
-          <w:iCs/>
+          <w:rFonts w:eastAsia="Calibri"/>
           <w:color w:val="C00000"/>
           <w:sz w:val="16"/>
           <w:szCs w:val="16"/>
+          <w:lang w:val="es-CO" w:eastAsia="en-US"/>
         </w:rPr>
-        <w:t xml:space="preserve">La asistencia a talleres y laboratorios es de carácter obligatorio. La inasistencia a estas actividades se califica con </w:t>
-      </w:r>
-      <w:proofErr w:type="gramStart"/>
-      <w:r>
-        <w:rPr>
-          <w:i/>
-          <w:iCs/>
-          <w:color w:val="C00000"/>
-          <w:sz w:val="16"/>
-          <w:szCs w:val="16"/>
-        </w:rPr>
-        <w:t>cero coma</w:t>
-      </w:r>
-      <w:proofErr w:type="gramEnd"/>
-      <w:r>
-        <w:rPr>
-          <w:i/>
-          <w:iCs/>
-          <w:color w:val="C00000"/>
-          <w:sz w:val="16"/>
-          <w:szCs w:val="16"/>
-        </w:rPr>
-        <w:t xml:space="preserve"> cero (0,0)</w:t>
+        <w:t>en el título o nombre de archivo</w:t>
       </w:r>
       <w:r>
         <w:rPr>
@@ -321,45 +276,7 @@
           <w:sz w:val="16"/>
           <w:szCs w:val="16"/>
         </w:rPr>
-        <w:t>. Por lo cual, solo se calificará cada quiz si asistió al taller realizado en clase.</w:t>
-      </w:r>
-    </w:p>
-    <w:p>
-      <w:pPr>
-        <w:pStyle w:val="ListParagraph"/>
-        <w:numPr>
-          <w:ilvl w:val="0"/>
-          <w:numId w:val="12"/>
-        </w:numPr>
-        <w:rPr>
-          <w:color w:val="C00000"/>
-          <w:sz w:val="16"/>
-          <w:szCs w:val="16"/>
-        </w:rPr>
-      </w:pPr>
-      <w:r>
-        <w:rPr>
-          <w:color w:val="C00000"/>
-          <w:sz w:val="16"/>
-          <w:szCs w:val="16"/>
-        </w:rPr>
-        <w:t>El informe técnico solo será válido si en cada una de las capturas de pantalla se observa su código de alumno en el nombre del mapa GIS</w:t>
-      </w:r>
-      <w:r>
-        <w:rPr>
-          <w:color w:val="C00000"/>
-          <w:sz w:val="16"/>
-          <w:szCs w:val="16"/>
-        </w:rPr>
-        <w:t xml:space="preserve">. </w:t>
-      </w:r>
-      <w:r>
-        <w:rPr>
-          <w:color w:val="C00000"/>
-          <w:sz w:val="16"/>
-          <w:szCs w:val="16"/>
-        </w:rPr>
-        <w:t xml:space="preserve">Para las capturas de pantalla puede utilizar la </w:t>
+        <w:t xml:space="preserve">. Para las capturas de pantalla puede utilizar la </w:t>
       </w:r>
       <w:r>
         <w:rPr>
@@ -556,7 +473,7 @@
       <w:r>
         <w:fldChar w:fldCharType="separate"/>
       </w:r>
-      <w:hyperlink w:anchor="_Toc205620312" w:history="1">
+      <w:hyperlink w:anchor="_Toc225060085" w:history="1">
         <w:r>
           <w:rPr>
             <w:rStyle w:val="Hyperlink"/>
@@ -582,7 +499,7 @@
             <w:noProof/>
             <w:webHidden/>
           </w:rPr>
-          <w:instrText xml:space="preserve"> PAGEREF _Toc205620312 \h </w:instrText>
+          <w:instrText xml:space="preserve"> PAGEREF _Toc225060085 \h </w:instrText>
         </w:r>
         <w:r>
           <w:rPr>
@@ -630,7 +547,7 @@
           <w14:ligatures w14:val="standardContextual"/>
         </w:rPr>
       </w:pPr>
-      <w:hyperlink w:anchor="_Toc205620313" w:history="1">
+      <w:hyperlink w:anchor="_Toc225060086" w:history="1">
         <w:r>
           <w:rPr>
             <w:rStyle w:val="Hyperlink"/>
@@ -656,7 +573,7 @@
             <w:noProof/>
             <w:webHidden/>
           </w:rPr>
-          <w:instrText xml:space="preserve"> PAGEREF _Toc205620313 \h </w:instrText>
+          <w:instrText xml:space="preserve"> PAGEREF _Toc225060086 \h </w:instrText>
         </w:r>
         <w:r>
           <w:rPr>
@@ -704,7 +621,7 @@
           <w14:ligatures w14:val="standardContextual"/>
         </w:rPr>
       </w:pPr>
-      <w:hyperlink w:anchor="_Toc205620314" w:history="1">
+      <w:hyperlink w:anchor="_Toc225060087" w:history="1">
         <w:r>
           <w:rPr>
             <w:rStyle w:val="Hyperlink"/>
@@ -730,7 +647,7 @@
             <w:noProof/>
             <w:webHidden/>
           </w:rPr>
-          <w:instrText xml:space="preserve"> PAGEREF _Toc205620314 \h </w:instrText>
+          <w:instrText xml:space="preserve"> PAGEREF _Toc225060087 \h </w:instrText>
         </w:r>
         <w:r>
           <w:rPr>
@@ -778,7 +695,7 @@
           <w14:ligatures w14:val="standardContextual"/>
         </w:rPr>
       </w:pPr>
-      <w:hyperlink w:anchor="_Toc205620315" w:history="1">
+      <w:hyperlink w:anchor="_Toc225060088" w:history="1">
         <w:r>
           <w:rPr>
             <w:rStyle w:val="Hyperlink"/>
@@ -804,7 +721,7 @@
             <w:noProof/>
             <w:webHidden/>
           </w:rPr>
-          <w:instrText xml:space="preserve"> PAGEREF _Toc205620315 \h </w:instrText>
+          <w:instrText xml:space="preserve"> PAGEREF _Toc225060088 \h </w:instrText>
         </w:r>
         <w:r>
           <w:rPr>
@@ -852,7 +769,7 @@
           <w14:ligatures w14:val="standardContextual"/>
         </w:rPr>
       </w:pPr>
-      <w:hyperlink w:anchor="_Toc205620316" w:history="1">
+      <w:hyperlink w:anchor="_Toc225060089" w:history="1">
         <w:r>
           <w:rPr>
             <w:rStyle w:val="Hyperlink"/>
@@ -878,7 +795,7 @@
             <w:noProof/>
             <w:webHidden/>
           </w:rPr>
-          <w:instrText xml:space="preserve"> PAGEREF _Toc205620316 \h </w:instrText>
+          <w:instrText xml:space="preserve"> PAGEREF _Toc225060089 \h </w:instrText>
         </w:r>
         <w:r>
           <w:rPr>
@@ -926,7 +843,7 @@
           <w14:ligatures w14:val="standardContextual"/>
         </w:rPr>
       </w:pPr>
-      <w:hyperlink w:anchor="_Toc205620317" w:history="1">
+      <w:hyperlink w:anchor="_Toc225060090" w:history="1">
         <w:r>
           <w:rPr>
             <w:rStyle w:val="Hyperlink"/>
@@ -952,7 +869,7 @@
             <w:noProof/>
             <w:webHidden/>
           </w:rPr>
-          <w:instrText xml:space="preserve"> PAGEREF _Toc205620317 \h </w:instrText>
+          <w:instrText xml:space="preserve"> PAGEREF _Toc225060090 \h </w:instrText>
         </w:r>
         <w:r>
           <w:rPr>
@@ -1000,7 +917,7 @@
           <w14:ligatures w14:val="standardContextual"/>
         </w:rPr>
       </w:pPr>
-      <w:hyperlink w:anchor="_Toc205620318" w:history="1">
+      <w:hyperlink w:anchor="_Toc225060091" w:history="1">
         <w:r>
           <w:rPr>
             <w:rStyle w:val="Hyperlink"/>
@@ -1026,7 +943,7 @@
             <w:noProof/>
             <w:webHidden/>
           </w:rPr>
-          <w:instrText xml:space="preserve"> PAGEREF _Toc205620318 \h </w:instrText>
+          <w:instrText xml:space="preserve"> PAGEREF _Toc225060091 \h </w:instrText>
         </w:r>
         <w:r>
           <w:rPr>
@@ -1067,7 +984,7 @@
       <w:pPr>
         <w:pStyle w:val="Heading1"/>
       </w:pPr>
-      <w:bookmarkStart w:id="0" w:name="_Toc205620312"/>
+      <w:bookmarkStart w:id="0" w:name="_Toc225060085"/>
       <w:r>
         <w:t xml:space="preserve">1. </w:t>
       </w:r>
@@ -1091,7 +1008,7 @@
       <w:pPr>
         <w:pStyle w:val="Heading1"/>
       </w:pPr>
-      <w:bookmarkStart w:id="1" w:name="_Toc205620313"/>
+      <w:bookmarkStart w:id="1" w:name="_Toc225060086"/>
       <w:r>
         <w:t xml:space="preserve">2. </w:t>
       </w:r>
@@ -1131,7 +1048,7 @@
       <w:pPr>
         <w:pStyle w:val="Heading1"/>
       </w:pPr>
-      <w:bookmarkStart w:id="2" w:name="_Toc205620314"/>
+      <w:bookmarkStart w:id="2" w:name="_Toc225060087"/>
       <w:r>
         <w:t>3.</w:t>
       </w:r>
@@ -1155,7 +1072,7 @@
       <w:pPr>
         <w:pStyle w:val="Heading1"/>
       </w:pPr>
-      <w:bookmarkStart w:id="3" w:name="_Toc205620315"/>
+      <w:bookmarkStart w:id="3" w:name="_Toc225060088"/>
       <w:r>
         <w:t>Listado de archivos</w:t>
       </w:r>
@@ -1263,7 +1180,7 @@
       <w:pPr>
         <w:pStyle w:val="Heading1"/>
       </w:pPr>
-      <w:bookmarkStart w:id="4" w:name="_Toc205620316"/>
+      <w:bookmarkStart w:id="4" w:name="_Toc225060089"/>
       <w:r>
         <w:t>Listado de anexos</w:t>
       </w:r>
@@ -1296,7 +1213,6 @@
           </w:tcPr>
           <w:p>
             <w:r>
-              <w:lastRenderedPageBreak/>
               <w:t>Archivo</w:t>
             </w:r>
           </w:p>
@@ -1348,7 +1264,7 @@
       <w:pPr>
         <w:pStyle w:val="Heading1"/>
       </w:pPr>
-      <w:bookmarkStart w:id="5" w:name="_Toc205620317"/>
+      <w:bookmarkStart w:id="5" w:name="_Toc225060090"/>
       <w:r>
         <w:t>Referencias bibliográficas</w:t>
       </w:r>
@@ -1403,7 +1319,7 @@
       <w:pPr>
         <w:pStyle w:val="Heading1"/>
       </w:pPr>
-      <w:bookmarkStart w:id="6" w:name="_Toc205620318"/>
+      <w:bookmarkStart w:id="6" w:name="_Toc225060091"/>
       <w:r>
         <w:t>Actividades realizadas por cada integrante</w:t>
       </w:r>

--- a/file/report/HCMC_PlantillaInformeTecnico.docx
+++ b/file/report/HCMC_PlantillaInformeTecnico.docx
@@ -229,7 +229,7 @@
     <w:p>
       <w:pPr>
         <w:rPr>
-          <w:color w:val="C00000"/>
+          <w:color w:val="auto"/>
           <w:sz w:val="16"/>
           <w:szCs w:val="16"/>
         </w:rPr>
@@ -238,7 +238,7 @@
         <w:rPr>
           <w:b/>
           <w:bCs/>
-          <w:color w:val="C00000"/>
+          <w:color w:val="auto"/>
           <w:sz w:val="16"/>
           <w:szCs w:val="16"/>
         </w:rPr>
@@ -246,24 +246,16 @@
       </w:r>
       <w:r>
         <w:rPr>
-          <w:color w:val="C00000"/>
+          <w:color w:val="auto"/>
           <w:sz w:val="16"/>
           <w:szCs w:val="16"/>
         </w:rPr>
-        <w:t>:</w:t>
-      </w:r>
-      <w:r>
-        <w:rPr>
-          <w:color w:val="C00000"/>
-          <w:sz w:val="16"/>
-          <w:szCs w:val="16"/>
-        </w:rPr>
-        <w:t xml:space="preserve"> solo será válido si en cada una de las capturas de pantalla se observa su código de alumno </w:t>
+        <w:t xml:space="preserve">: solo será válido si en cada una de las capturas de pantalla se observa su código de alumno </w:t>
       </w:r>
       <w:r>
         <w:rPr>
           <w:rFonts w:eastAsia="Calibri"/>
-          <w:color w:val="C00000"/>
+          <w:color w:val="auto"/>
           <w:sz w:val="16"/>
           <w:szCs w:val="16"/>
           <w:lang w:val="es-CO" w:eastAsia="en-US"/>
@@ -272,7 +264,7 @@
       </w:r>
       <w:r>
         <w:rPr>
-          <w:color w:val="C00000"/>
+          <w:color w:val="auto"/>
           <w:sz w:val="16"/>
           <w:szCs w:val="16"/>
         </w:rPr>
@@ -282,7 +274,7 @@
         <w:rPr>
           <w:i/>
           <w:iCs/>
-          <w:color w:val="C00000"/>
+          <w:color w:val="auto"/>
           <w:sz w:val="16"/>
           <w:szCs w:val="16"/>
         </w:rPr>
@@ -290,7 +282,7 @@
       </w:r>
       <w:r>
         <w:rPr>
-          <w:color w:val="C00000"/>
+          <w:color w:val="auto"/>
           <w:sz w:val="16"/>
           <w:szCs w:val="16"/>
         </w:rPr>
@@ -303,7 +295,7 @@
           <w:bCs/>
           <w:i/>
           <w:iCs/>
-          <w:color w:val="C00000"/>
+          <w:color w:val="auto"/>
           <w:sz w:val="16"/>
           <w:szCs w:val="16"/>
         </w:rPr>
@@ -316,7 +308,7 @@
           <w:bCs/>
           <w:i/>
           <w:iCs/>
-          <w:color w:val="C00000"/>
+          <w:color w:val="auto"/>
           <w:sz w:val="16"/>
           <w:szCs w:val="16"/>
         </w:rPr>
@@ -324,7 +316,7 @@
       </w:r>
       <w:r>
         <w:rPr>
-          <w:color w:val="C00000"/>
+          <w:color w:val="auto"/>
           <w:sz w:val="16"/>
           <w:szCs w:val="16"/>
         </w:rPr>
@@ -336,7 +328,7 @@
           <w:bCs/>
           <w:i/>
           <w:iCs/>
-          <w:color w:val="C00000"/>
+          <w:color w:val="auto"/>
           <w:sz w:val="16"/>
           <w:szCs w:val="16"/>
         </w:rPr>
@@ -349,7 +341,7 @@
           <w:bCs/>
           <w:i/>
           <w:iCs/>
-          <w:color w:val="C00000"/>
+          <w:color w:val="auto"/>
           <w:sz w:val="16"/>
           <w:szCs w:val="16"/>
         </w:rPr>
@@ -358,7 +350,7 @@
       <w:proofErr w:type="spellEnd"/>
       <w:r>
         <w:rPr>
-          <w:color w:val="C00000"/>
+          <w:color w:val="auto"/>
           <w:sz w:val="16"/>
           <w:szCs w:val="16"/>
         </w:rPr>
@@ -370,7 +362,7 @@
           <w:bCs/>
           <w:i/>
           <w:iCs/>
-          <w:color w:val="C00000"/>
+          <w:color w:val="auto"/>
           <w:sz w:val="16"/>
           <w:szCs w:val="16"/>
         </w:rPr>
@@ -378,7 +370,7 @@
       </w:r>
       <w:r>
         <w:rPr>
-          <w:color w:val="C00000"/>
+          <w:color w:val="auto"/>
           <w:sz w:val="16"/>
           <w:szCs w:val="16"/>
         </w:rPr>
@@ -387,7 +379,7 @@
       <w:proofErr w:type="spellStart"/>
       <w:r>
         <w:rPr>
-          <w:color w:val="C00000"/>
+          <w:color w:val="auto"/>
           <w:sz w:val="16"/>
           <w:szCs w:val="16"/>
         </w:rPr>
@@ -396,7 +388,7 @@
       <w:proofErr w:type="spellEnd"/>
       <w:r>
         <w:rPr>
-          <w:color w:val="C00000"/>
+          <w:color w:val="auto"/>
           <w:sz w:val="16"/>
           <w:szCs w:val="16"/>
         </w:rPr>
@@ -408,7 +400,7 @@
           <w:bCs/>
           <w:i/>
           <w:iCs/>
-          <w:color w:val="C00000"/>
+          <w:color w:val="auto"/>
           <w:sz w:val="16"/>
           <w:szCs w:val="16"/>
         </w:rPr>
@@ -416,7 +408,7 @@
       </w:r>
       <w:r>
         <w:rPr>
-          <w:color w:val="C00000"/>
+          <w:color w:val="auto"/>
           <w:sz w:val="16"/>
           <w:szCs w:val="16"/>
         </w:rPr>
@@ -425,7 +417,7 @@
       <w:proofErr w:type="spellStart"/>
       <w:r>
         <w:rPr>
-          <w:color w:val="C00000"/>
+          <w:color w:val="auto"/>
           <w:sz w:val="16"/>
           <w:szCs w:val="16"/>
         </w:rPr>
@@ -434,7 +426,7 @@
       <w:proofErr w:type="spellEnd"/>
       <w:r>
         <w:rPr>
-          <w:color w:val="C00000"/>
+          <w:color w:val="auto"/>
           <w:sz w:val="16"/>
           <w:szCs w:val="16"/>
         </w:rPr>
@@ -460,7 +452,7 @@
           <w:kern w:val="2"/>
           <w:sz w:val="24"/>
           <w:szCs w:val="24"/>
-          <w:lang w:val="es-CO" w:eastAsia="es-CO"/>
+          <w:lang w:val="en-US" w:eastAsia="en-US"/>
           <w14:ligatures w14:val="standardContextual"/>
         </w:rPr>
       </w:pPr>
@@ -473,12 +465,12 @@
       <w:r>
         <w:fldChar w:fldCharType="separate"/>
       </w:r>
-      <w:hyperlink w:anchor="_Toc225060085" w:history="1">
+      <w:hyperlink w:anchor="_Toc231546699" w:history="1">
         <w:r>
           <w:rPr>
             <w:rStyle w:val="Hyperlink"/>
           </w:rPr>
-          <w:t>1. Actividad…</w:t>
+          <w:t>1. Actividad o pregunta…</w:t>
         </w:r>
         <w:r>
           <w:rPr>
@@ -499,7 +491,7 @@
             <w:noProof/>
             <w:webHidden/>
           </w:rPr>
-          <w:instrText xml:space="preserve"> PAGEREF _Toc225060085 \h </w:instrText>
+          <w:instrText xml:space="preserve"> PAGEREF _Toc231546699 \h </w:instrText>
         </w:r>
         <w:r>
           <w:rPr>
@@ -543,16 +535,16 @@
           <w:kern w:val="2"/>
           <w:sz w:val="24"/>
           <w:szCs w:val="24"/>
-          <w:lang w:val="es-CO" w:eastAsia="es-CO"/>
+          <w:lang w:val="en-US" w:eastAsia="en-US"/>
           <w14:ligatures w14:val="standardContextual"/>
         </w:rPr>
       </w:pPr>
-      <w:hyperlink w:anchor="_Toc225060086" w:history="1">
+      <w:hyperlink w:anchor="_Toc231546700" w:history="1">
         <w:r>
           <w:rPr>
             <w:rStyle w:val="Hyperlink"/>
           </w:rPr>
-          <w:t>2. Actividad…</w:t>
+          <w:t>2. Actividad o pregunta…</w:t>
         </w:r>
         <w:r>
           <w:rPr>
@@ -573,7 +565,7 @@
             <w:noProof/>
             <w:webHidden/>
           </w:rPr>
-          <w:instrText xml:space="preserve"> PAGEREF _Toc225060086 \h </w:instrText>
+          <w:instrText xml:space="preserve"> PAGEREF _Toc231546700 \h </w:instrText>
         </w:r>
         <w:r>
           <w:rPr>
@@ -617,16 +609,16 @@
           <w:kern w:val="2"/>
           <w:sz w:val="24"/>
           <w:szCs w:val="24"/>
-          <w:lang w:val="es-CO" w:eastAsia="es-CO"/>
+          <w:lang w:val="en-US" w:eastAsia="en-US"/>
           <w14:ligatures w14:val="standardContextual"/>
         </w:rPr>
       </w:pPr>
-      <w:hyperlink w:anchor="_Toc225060087" w:history="1">
+      <w:hyperlink w:anchor="_Toc231546701" w:history="1">
         <w:r>
           <w:rPr>
             <w:rStyle w:val="Hyperlink"/>
           </w:rPr>
-          <w:t>3. Actividad…</w:t>
+          <w:t>3. Actividad o pregunta…</w:t>
         </w:r>
         <w:r>
           <w:rPr>
@@ -647,7 +639,7 @@
             <w:noProof/>
             <w:webHidden/>
           </w:rPr>
-          <w:instrText xml:space="preserve"> PAGEREF _Toc225060087 \h </w:instrText>
+          <w:instrText xml:space="preserve"> PAGEREF _Toc231546701 \h </w:instrText>
         </w:r>
         <w:r>
           <w:rPr>
@@ -691,16 +683,16 @@
           <w:kern w:val="2"/>
           <w:sz w:val="24"/>
           <w:szCs w:val="24"/>
-          <w:lang w:val="es-CO" w:eastAsia="es-CO"/>
+          <w:lang w:val="en-US" w:eastAsia="en-US"/>
           <w14:ligatures w14:val="standardContextual"/>
         </w:rPr>
       </w:pPr>
-      <w:hyperlink w:anchor="_Toc225060088" w:history="1">
+      <w:hyperlink w:anchor="_Toc231546702" w:history="1">
         <w:r>
           <w:rPr>
             <w:rStyle w:val="Hyperlink"/>
           </w:rPr>
-          <w:t>Listado de archivos</w:t>
+          <w:t>Listado de anexos</w:t>
         </w:r>
         <w:r>
           <w:rPr>
@@ -721,7 +713,7 @@
             <w:noProof/>
             <w:webHidden/>
           </w:rPr>
-          <w:instrText xml:space="preserve"> PAGEREF _Toc225060088 \h </w:instrText>
+          <w:instrText xml:space="preserve"> PAGEREF _Toc231546702 \h </w:instrText>
         </w:r>
         <w:r>
           <w:rPr>
@@ -765,16 +757,16 @@
           <w:kern w:val="2"/>
           <w:sz w:val="24"/>
           <w:szCs w:val="24"/>
-          <w:lang w:val="es-CO" w:eastAsia="es-CO"/>
+          <w:lang w:val="en-US" w:eastAsia="en-US"/>
           <w14:ligatures w14:val="standardContextual"/>
         </w:rPr>
       </w:pPr>
-      <w:hyperlink w:anchor="_Toc225060089" w:history="1">
+      <w:hyperlink w:anchor="_Toc231546703" w:history="1">
         <w:r>
           <w:rPr>
             <w:rStyle w:val="Hyperlink"/>
           </w:rPr>
-          <w:t>Listado de anexos</w:t>
+          <w:t>Referencias bibliográficas generales</w:t>
         </w:r>
         <w:r>
           <w:rPr>
@@ -795,7 +787,7 @@
             <w:noProof/>
             <w:webHidden/>
           </w:rPr>
-          <w:instrText xml:space="preserve"> PAGEREF _Toc225060089 \h </w:instrText>
+          <w:instrText xml:space="preserve"> PAGEREF _Toc231546703 \h </w:instrText>
         </w:r>
         <w:r>
           <w:rPr>
@@ -839,16 +831,16 @@
           <w:kern w:val="2"/>
           <w:sz w:val="24"/>
           <w:szCs w:val="24"/>
-          <w:lang w:val="es-CO" w:eastAsia="es-CO"/>
+          <w:lang w:val="en-US" w:eastAsia="en-US"/>
           <w14:ligatures w14:val="standardContextual"/>
         </w:rPr>
       </w:pPr>
-      <w:hyperlink w:anchor="_Toc225060090" w:history="1">
+      <w:hyperlink w:anchor="_Toc231546704" w:history="1">
         <w:r>
           <w:rPr>
             <w:rStyle w:val="Hyperlink"/>
           </w:rPr>
-          <w:t>Referencias bibliográficas</w:t>
+          <w:t>Actividades realizadas por cada integrante</w:t>
         </w:r>
         <w:r>
           <w:rPr>
@@ -869,7 +861,7 @@
             <w:noProof/>
             <w:webHidden/>
           </w:rPr>
-          <w:instrText xml:space="preserve"> PAGEREF _Toc225060090 \h </w:instrText>
+          <w:instrText xml:space="preserve"> PAGEREF _Toc231546704 \h </w:instrText>
         </w:r>
         <w:r>
           <w:rPr>
@@ -901,290 +893,155 @@
       </w:hyperlink>
     </w:p>
     <w:p>
-      <w:pPr>
-        <w:pStyle w:val="TOC1"/>
-        <w:tabs>
-          <w:tab w:val="right" w:leader="dot" w:pos="9962"/>
-        </w:tabs>
-        <w:rPr>
-          <w:rFonts w:asciiTheme="minorHAnsi" w:eastAsiaTheme="minorEastAsia" w:hAnsiTheme="minorHAnsi" w:cstheme="minorBidi"/>
-          <w:noProof/>
-          <w:color w:val="auto"/>
-          <w:kern w:val="2"/>
-          <w:sz w:val="24"/>
-          <w:szCs w:val="24"/>
-          <w:lang w:val="es-CO" w:eastAsia="es-CO"/>
-          <w14:ligatures w14:val="standardContextual"/>
-        </w:rPr>
-      </w:pPr>
-      <w:hyperlink w:anchor="_Toc225060091" w:history="1">
-        <w:r>
-          <w:rPr>
-            <w:rStyle w:val="Hyperlink"/>
-          </w:rPr>
-          <w:t>Actividades realizadas por cada integrante</w:t>
-        </w:r>
-        <w:r>
-          <w:rPr>
-            <w:noProof/>
-            <w:webHidden/>
-          </w:rPr>
-          <w:tab/>
-        </w:r>
-        <w:r>
-          <w:rPr>
-            <w:noProof/>
-            <w:webHidden/>
-          </w:rPr>
-          <w:fldChar w:fldCharType="begin"/>
-        </w:r>
-        <w:r>
-          <w:rPr>
-            <w:noProof/>
-            <w:webHidden/>
-          </w:rPr>
-          <w:instrText xml:space="preserve"> PAGEREF _Toc225060091 \h </w:instrText>
-        </w:r>
-        <w:r>
-          <w:rPr>
-            <w:noProof/>
-            <w:webHidden/>
-          </w:rPr>
-        </w:r>
-        <w:r>
-          <w:rPr>
-            <w:noProof/>
-            <w:webHidden/>
-          </w:rPr>
-          <w:fldChar w:fldCharType="separate"/>
-        </w:r>
-        <w:r>
-          <w:rPr>
-            <w:noProof/>
-            <w:webHidden/>
-          </w:rPr>
-          <w:t>2</w:t>
-        </w:r>
-        <w:r>
-          <w:rPr>
-            <w:noProof/>
-            <w:webHidden/>
-          </w:rPr>
-          <w:fldChar w:fldCharType="end"/>
-        </w:r>
-      </w:hyperlink>
+      <w:r>
+        <w:fldChar w:fldCharType="end"/>
+      </w:r>
     </w:p>
     <w:p>
-      <w:r>
-        <w:fldChar w:fldCharType="end"/>
-      </w:r>
-    </w:p>
-    <w:p/>
-    <w:p>
       <w:pPr>
         <w:pStyle w:val="Heading1"/>
       </w:pPr>
-      <w:bookmarkStart w:id="0" w:name="_Toc225060085"/>
-      <w:r>
-        <w:t xml:space="preserve">1. </w:t>
-      </w:r>
-      <w:r>
-        <w:t>Actividad</w:t>
+      <w:bookmarkStart w:id="0" w:name="_Toc231546474"/>
+      <w:bookmarkStart w:id="1" w:name="_Toc231546511"/>
+      <w:bookmarkStart w:id="2" w:name="_Toc231546699"/>
+      <w:r>
+        <w:t>1. Actividad</w:t>
+      </w:r>
+      <w:r>
+        <w:rPr>
+          <w:lang w:val="es-ES"/>
+        </w:rPr>
+        <w:t xml:space="preserve"> o pregunta</w:t>
       </w:r>
       <w:r>
         <w:t>…</w:t>
       </w:r>
       <w:bookmarkEnd w:id="0"/>
-    </w:p>
-    <w:p/>
-    <w:p>
-      <w:r>
-        <w:t>Texto de la actividad….</w:t>
-      </w:r>
-    </w:p>
-    <w:p/>
-    <w:p/>
-    <w:p>
-      <w:pPr>
-        <w:pStyle w:val="Heading1"/>
-      </w:pPr>
-      <w:bookmarkStart w:id="1" w:name="_Toc225060086"/>
-      <w:r>
-        <w:t xml:space="preserve">2. </w:t>
-      </w:r>
-      <w:r>
-        <w:t>Actividad</w:t>
-      </w:r>
-      <w:r>
-        <w:t>…</w:t>
-      </w:r>
       <w:bookmarkEnd w:id="1"/>
-    </w:p>
-    <w:p>
-      <w:pPr>
-        <w:pStyle w:val="Heading2"/>
-      </w:pPr>
-    </w:p>
-    <w:p>
-      <w:r>
-        <w:t>Texto de la actividad….</w:t>
-      </w:r>
-    </w:p>
-    <w:p>
-      <w:pPr>
-        <w:rPr>
-          <w:lang w:val="es-ES_tradnl"/>
-        </w:rPr>
-      </w:pPr>
-    </w:p>
-    <w:p>
-      <w:pPr>
-        <w:rPr>
-          <w:lang w:val="es-ES_tradnl"/>
-        </w:rPr>
-      </w:pPr>
-    </w:p>
-    <w:p>
-      <w:pPr>
-        <w:pStyle w:val="Heading1"/>
-      </w:pPr>
-      <w:bookmarkStart w:id="2" w:name="_Toc225060087"/>
-      <w:r>
-        <w:t>3.</w:t>
-      </w:r>
-      <w:r>
-        <w:t xml:space="preserve"> Activida</w:t>
-      </w:r>
-      <w:r>
-        <w:t>d…</w:t>
-      </w:r>
       <w:bookmarkEnd w:id="2"/>
     </w:p>
     <w:p/>
     <w:p>
       <w:r>
-        <w:t>Texto de la actividad….</w:t>
+        <w:t>Texto de la actividad…</w:t>
+      </w:r>
+    </w:p>
+    <w:p>
+      <w:r>
+        <w:t>Capturas de pantalla…</w:t>
+      </w:r>
+    </w:p>
+    <w:p>
+      <w:r>
+        <w:t>Referencias particulares…</w:t>
       </w:r>
     </w:p>
     <w:p/>
+    <w:p>
+      <w:pPr>
+        <w:pStyle w:val="Heading1"/>
+      </w:pPr>
+      <w:bookmarkStart w:id="3" w:name="_Toc231546475"/>
+      <w:bookmarkStart w:id="4" w:name="_Toc231546512"/>
+      <w:bookmarkStart w:id="5" w:name="_Toc231546700"/>
+      <w:r>
+        <w:t>2. Actividad</w:t>
+      </w:r>
+      <w:r>
+        <w:rPr>
+          <w:lang w:val="es-ES"/>
+        </w:rPr>
+        <w:t xml:space="preserve"> o pregunta</w:t>
+      </w:r>
+      <w:r>
+        <w:t>…</w:t>
+      </w:r>
+      <w:bookmarkEnd w:id="3"/>
+      <w:bookmarkEnd w:id="4"/>
+      <w:bookmarkEnd w:id="5"/>
+    </w:p>
+    <w:p>
+      <w:pPr>
+        <w:pStyle w:val="Heading2"/>
+      </w:pPr>
+    </w:p>
+    <w:p>
+      <w:r>
+        <w:t>Texto de la actividad…</w:t>
+      </w:r>
+    </w:p>
+    <w:p>
+      <w:r>
+        <w:t>Capturas de pantalla…</w:t>
+      </w:r>
+    </w:p>
+    <w:p>
+      <w:r>
+        <w:t>Referencias particulares…</w:t>
+      </w:r>
+    </w:p>
+    <w:p>
+      <w:pPr>
+        <w:rPr>
+          <w:lang w:val="es-ES_tradnl"/>
+        </w:rPr>
+      </w:pPr>
+    </w:p>
+    <w:p>
+      <w:pPr>
+        <w:pStyle w:val="Heading1"/>
+      </w:pPr>
+      <w:bookmarkStart w:id="6" w:name="_Toc231546476"/>
+      <w:bookmarkStart w:id="7" w:name="_Toc231546513"/>
+      <w:bookmarkStart w:id="8" w:name="_Toc231546701"/>
+      <w:r>
+        <w:t>3. Actividad</w:t>
+      </w:r>
+      <w:r>
+        <w:rPr>
+          <w:lang w:val="es-ES"/>
+        </w:rPr>
+        <w:t xml:space="preserve"> o pregunta</w:t>
+      </w:r>
+      <w:r>
+        <w:t>…</w:t>
+      </w:r>
+      <w:bookmarkEnd w:id="6"/>
+      <w:bookmarkEnd w:id="7"/>
+      <w:bookmarkEnd w:id="8"/>
+    </w:p>
     <w:p/>
     <w:p>
-      <w:pPr>
-        <w:pStyle w:val="Heading1"/>
-      </w:pPr>
-      <w:bookmarkStart w:id="3" w:name="_Toc225060088"/>
-      <w:r>
-        <w:t>Listado de archivos</w:t>
-      </w:r>
-      <w:bookmarkEnd w:id="3"/>
+      <w:r>
+        <w:t>Texto de la actividad…</w:t>
+      </w:r>
+    </w:p>
+    <w:p>
+      <w:r>
+        <w:t>Capturas de pantalla…</w:t>
+      </w:r>
+    </w:p>
+    <w:p>
+      <w:r>
+        <w:t>Referencias particulares…</w:t>
+      </w:r>
     </w:p>
     <w:p/>
-    <w:tbl>
-      <w:tblPr>
-        <w:tblStyle w:val="TableGrid"/>
-        <w:tblW w:w="5000" w:type="pct"/>
-        <w:tblBorders>
-          <w:top w:val="single" w:sz="2" w:space="0" w:color="D9D9D9" w:themeColor="background1" w:themeShade="D9"/>
-          <w:left w:val="single" w:sz="2" w:space="0" w:color="D9D9D9" w:themeColor="background1" w:themeShade="D9"/>
-          <w:bottom w:val="single" w:sz="2" w:space="0" w:color="D9D9D9" w:themeColor="background1" w:themeShade="D9"/>
-          <w:right w:val="single" w:sz="2" w:space="0" w:color="D9D9D9" w:themeColor="background1" w:themeShade="D9"/>
-          <w:insideH w:val="single" w:sz="2" w:space="0" w:color="D9D9D9" w:themeColor="background1" w:themeShade="D9"/>
-          <w:insideV w:val="single" w:sz="2" w:space="0" w:color="D9D9D9" w:themeColor="background1" w:themeShade="D9"/>
-        </w:tblBorders>
-        <w:tblLook w:val="04A0" w:firstRow="1" w:lastRow="0" w:firstColumn="1" w:lastColumn="0" w:noHBand="0" w:noVBand="1"/>
-      </w:tblPr>
-      <w:tblGrid>
-        <w:gridCol w:w="2264"/>
-        <w:gridCol w:w="6098"/>
-        <w:gridCol w:w="1604"/>
-      </w:tblGrid>
-      <w:tr>
-        <w:tc>
-          <w:tcPr>
-            <w:tcW w:w="2264" w:type="dxa"/>
-            <w:shd w:val="clear" w:color="auto" w:fill="F2F2F2" w:themeFill="background1" w:themeFillShade="F2"/>
-          </w:tcPr>
-          <w:p>
-            <w:r>
-              <w:t>Archivo</w:t>
-            </w:r>
-          </w:p>
-        </w:tc>
-        <w:tc>
-          <w:tcPr>
-            <w:tcW w:w="6098" w:type="dxa"/>
-            <w:shd w:val="clear" w:color="auto" w:fill="F2F2F2" w:themeFill="background1" w:themeFillShade="F2"/>
-          </w:tcPr>
-          <w:p>
-            <w:r>
-              <w:t>Descripción</w:t>
-            </w:r>
-          </w:p>
-        </w:tc>
-        <w:tc>
-          <w:tcPr>
-            <w:tcW w:w="1604" w:type="dxa"/>
-            <w:shd w:val="clear" w:color="auto" w:fill="F2F2F2" w:themeFill="background1" w:themeFillShade="F2"/>
-          </w:tcPr>
-          <w:p>
-            <w:r>
-              <w:t>Aplicación</w:t>
-            </w:r>
-          </w:p>
-        </w:tc>
-      </w:tr>
-      <w:tr>
-        <w:tc>
-          <w:tcPr>
-            <w:tcW w:w="2264" w:type="dxa"/>
-          </w:tcPr>
-          <w:p/>
-        </w:tc>
-        <w:tc>
-          <w:tcPr>
-            <w:tcW w:w="6098" w:type="dxa"/>
-          </w:tcPr>
-          <w:p/>
-        </w:tc>
-        <w:tc>
-          <w:tcPr>
-            <w:tcW w:w="1604" w:type="dxa"/>
-          </w:tcPr>
-          <w:p/>
-        </w:tc>
-      </w:tr>
-      <w:tr>
-        <w:tc>
-          <w:tcPr>
-            <w:tcW w:w="2264" w:type="dxa"/>
-          </w:tcPr>
-          <w:p/>
-        </w:tc>
-        <w:tc>
-          <w:tcPr>
-            <w:tcW w:w="6098" w:type="dxa"/>
-          </w:tcPr>
-          <w:p/>
-        </w:tc>
-        <w:tc>
-          <w:tcPr>
-            <w:tcW w:w="1604" w:type="dxa"/>
-          </w:tcPr>
-          <w:p/>
-        </w:tc>
-      </w:tr>
-    </w:tbl>
-    <w:p/>
-    <w:p/>
     <w:p>
       <w:pPr>
         <w:pStyle w:val="Heading1"/>
       </w:pPr>
-      <w:bookmarkStart w:id="4" w:name="_Toc225060089"/>
+      <w:bookmarkStart w:id="9" w:name="_Toc205620316"/>
+      <w:bookmarkStart w:id="10" w:name="_Toc231546477"/>
+      <w:bookmarkStart w:id="11" w:name="_Toc231546514"/>
+      <w:bookmarkStart w:id="12" w:name="_Toc231546702"/>
       <w:r>
         <w:t>Listado de anexos</w:t>
       </w:r>
-      <w:bookmarkEnd w:id="4"/>
+      <w:bookmarkEnd w:id="9"/>
+      <w:bookmarkEnd w:id="10"/>
+      <w:bookmarkEnd w:id="11"/>
+      <w:bookmarkEnd w:id="12"/>
     </w:p>
     <w:p/>
     <w:tbl>
@@ -1259,16 +1116,26 @@
       </w:tr>
     </w:tbl>
     <w:p/>
-    <w:p/>
     <w:p>
       <w:pPr>
         <w:pStyle w:val="Heading1"/>
       </w:pPr>
-      <w:bookmarkStart w:id="5" w:name="_Toc225060090"/>
+      <w:bookmarkStart w:id="13" w:name="_Toc205620317"/>
+      <w:bookmarkStart w:id="14" w:name="_Toc225060035"/>
+      <w:bookmarkStart w:id="15" w:name="_Toc231546478"/>
+      <w:bookmarkStart w:id="16" w:name="_Toc231546515"/>
+      <w:bookmarkStart w:id="17" w:name="_Toc231546703"/>
       <w:r>
         <w:t>Referencias bibliográficas</w:t>
       </w:r>
-      <w:bookmarkEnd w:id="5"/>
+      <w:bookmarkEnd w:id="13"/>
+      <w:bookmarkEnd w:id="14"/>
+      <w:r>
+        <w:t xml:space="preserve"> generales</w:t>
+      </w:r>
+      <w:bookmarkEnd w:id="15"/>
+      <w:bookmarkEnd w:id="16"/>
+      <w:bookmarkEnd w:id="17"/>
     </w:p>
     <w:p>
       <w:pPr>
@@ -1319,11 +1186,11 @@
       <w:pPr>
         <w:pStyle w:val="Heading1"/>
       </w:pPr>
-      <w:bookmarkStart w:id="6" w:name="_Toc225060091"/>
+      <w:bookmarkStart w:id="18" w:name="_Toc231546704"/>
       <w:r>
         <w:t>Actividades realizadas por cada integrante</w:t>
       </w:r>
-      <w:bookmarkEnd w:id="6"/>
+      <w:bookmarkEnd w:id="18"/>
     </w:p>
     <w:p/>
     <w:tbl>
@@ -1861,8 +1728,8 @@
           <w:tcW w:w="995" w:type="pct"/>
           <w:vAlign w:val="center"/>
         </w:tcPr>
-        <w:bookmarkStart w:id="7" w:name="_Hlk534720586"/>
-        <w:bookmarkStart w:id="8" w:name="_Hlk534720587"/>
+        <w:bookmarkStart w:id="19" w:name="_Hlk534720586"/>
+        <w:bookmarkStart w:id="20" w:name="_Hlk534720587"/>
         <w:p>
           <w:pPr>
             <w:jc w:val="left"/>
@@ -2251,8 +2118,8 @@
       </w:tc>
     </w:tr>
   </w:tbl>
-  <w:bookmarkEnd w:id="7"/>
-  <w:bookmarkEnd w:id="8"/>
+  <w:bookmarkEnd w:id="19"/>
+  <w:bookmarkEnd w:id="20"/>
   <w:p>
     <w:pPr>
       <w:pStyle w:val="Header"/>
